--- a/a7/build/out/u4/A7 4.06  Question Bank Key.docx
+++ b/a7/build/out/u4/A7 4.06  Question Bank Key.docx
@@ -2766,7 +2766,7 @@
                 <w:color w:val="1A1A1A"/>
                 <w:sz w:val="22"/>
               </w:rPr>
-              <w:t>C.  256</w:t>
+              <w:t>C.  −18</w:t>
             </w:r>
           </w:p>
           <w:p>

--- a/a7/build/out/u4/A7 4.06  Question Bank Key.docx
+++ b/a7/build/out/u4/A7 4.06  Question Bank Key.docx
@@ -2704,19 +2704,19 @@
                 <w:rFonts w:ascii="FreeSerif" w:hAnsi="FreeSerif" w:eastAsia="FreeSerif"/>
                 <w:b w:val="0"/>
                 <w:i w:val="0"/>
-                <w:color w:val="9E1B32"/>
+                <w:color w:val="1A1A1A"/>
                 <w:sz w:val="22"/>
               </w:rPr>
-              <w:t xml:space="preserve">●   </w:t>
+              <w:t xml:space="preserve">○   </w:t>
             </w:r>
             <w:r>
               <w:rPr>
-                <w:b/>
+                <w:b w:val="0"/>
                 <w:i w:val="0"/>
-                <w:color w:val="9E1B32"/>
+                <w:color w:val="1A1A1A"/>
                 <w:sz w:val="22"/>
               </w:rPr>
-              <w:t>A.  0</w:t>
+              <w:t>A.  12</w:t>
             </w:r>
           </w:p>
           <w:p>
@@ -2779,19 +2779,19 @@
                 <w:rFonts w:ascii="FreeSerif" w:hAnsi="FreeSerif" w:eastAsia="FreeSerif"/>
                 <w:b w:val="0"/>
                 <w:i w:val="0"/>
-                <w:color w:val="1A1A1A"/>
+                <w:color w:val="9E1B32"/>
                 <w:sz w:val="22"/>
               </w:rPr>
-              <w:t xml:space="preserve">○   </w:t>
+              <w:t xml:space="preserve">●   </w:t>
             </w:r>
             <w:r>
               <w:rPr>
-                <w:b w:val="0"/>
+                <w:b/>
                 <w:i w:val="0"/>
-                <w:color w:val="1A1A1A"/>
+                <w:color w:val="9E1B32"/>
                 <w:sz w:val="22"/>
               </w:rPr>
-              <w:t>D.  12</w:t>
+              <w:t>D.  0</w:t>
             </w:r>
           </w:p>
           <w:p>
@@ -2806,7 +2806,7 @@
                 <w:color w:val="9E1B32"/>
                 <w:sz w:val="22"/>
               </w:rPr>
-              <w:t>A</w:t>
+              <w:t>D</w:t>
             </w:r>
           </w:p>
         </w:tc>
@@ -2886,16 +2886,16 @@
                 <w:rFonts w:ascii="FreeSerif" w:hAnsi="FreeSerif" w:eastAsia="FreeSerif"/>
                 <w:b w:val="0"/>
                 <w:i w:val="0"/>
-                <w:color w:val="9E1B32"/>
+                <w:color w:val="1A1A1A"/>
                 <w:sz w:val="22"/>
               </w:rPr>
-              <w:t xml:space="preserve">☒   </w:t>
+              <w:t xml:space="preserve">☐   </w:t>
             </w:r>
             <w:r>
               <w:rPr>
-                <w:b/>
+                <w:b w:val="0"/>
                 <w:i w:val="0"/>
-                <w:color w:val="9E1B32"/>
+                <w:color w:val="1A1A1A"/>
                 <w:sz w:val="22"/>
               </w:rPr>
               <w:t xml:space="preserve">A.  </w:t>
@@ -2903,7 +2903,7 @@
             <w:r>
               <w:drawing>
                 <wp:inline xmlns:a="http://schemas.openxmlformats.org/drawingml/2006/main" xmlns:pic="http://schemas.openxmlformats.org/drawingml/2006/picture">
-                  <wp:extent cx="344424" cy="204216"/>
+                  <wp:extent cx="240791" cy="140208"/>
                   <wp:docPr id="34" name="Picture 34"/>
                   <wp:cNvGraphicFramePr>
                     <a:graphicFrameLocks noChangeAspect="1"/>
@@ -2912,7 +2912,7 @@
                     <a:graphicData uri="http://schemas.openxmlformats.org/drawingml/2006/picture">
                       <pic:pic>
                         <pic:nvPicPr>
-                          <pic:cNvPr id="0" name="3715be38f9a05b99.png"/>
+                          <pic:cNvPr id="0" name="11907dcc5c94413e.png"/>
                           <pic:cNvPicPr/>
                         </pic:nvPicPr>
                         <pic:blipFill>
@@ -2924,7 +2924,7 @@
                         <pic:spPr>
                           <a:xfrm>
                             <a:off x="0" y="0"/>
-                            <a:ext cx="344424" cy="204216"/>
+                            <a:ext cx="240791" cy="140208"/>
                           </a:xfrm>
                           <a:prstGeom prst="rect"/>
                         </pic:spPr>
@@ -2962,7 +2962,7 @@
             <w:r>
               <w:drawing>
                 <wp:inline xmlns:a="http://schemas.openxmlformats.org/drawingml/2006/main" xmlns:pic="http://schemas.openxmlformats.org/drawingml/2006/picture">
-                  <wp:extent cx="280416" cy="246888"/>
+                  <wp:extent cx="350520" cy="213360"/>
                   <wp:docPr id="35" name="Picture 35"/>
                   <wp:cNvGraphicFramePr>
                     <a:graphicFrameLocks noChangeAspect="1"/>
@@ -2971,7 +2971,7 @@
                     <a:graphicData uri="http://schemas.openxmlformats.org/drawingml/2006/picture">
                       <pic:pic>
                         <pic:nvPicPr>
-                          <pic:cNvPr id="0" name="9c4bdf4e927e0384.png"/>
+                          <pic:cNvPr id="0" name="60cbe0f48eb1146c.png"/>
                           <pic:cNvPicPr/>
                         </pic:nvPicPr>
                         <pic:blipFill>
@@ -2983,7 +2983,7 @@
                         <pic:spPr>
                           <a:xfrm>
                             <a:off x="0" y="0"/>
-                            <a:ext cx="280416" cy="246888"/>
+                            <a:ext cx="350520" cy="213360"/>
                           </a:xfrm>
                           <a:prstGeom prst="rect"/>
                         </pic:spPr>
@@ -3080,7 +3080,7 @@
             <w:r>
               <w:drawing>
                 <wp:inline xmlns:a="http://schemas.openxmlformats.org/drawingml/2006/main" xmlns:pic="http://schemas.openxmlformats.org/drawingml/2006/picture">
-                  <wp:extent cx="350520" cy="213360"/>
+                  <wp:extent cx="344424" cy="204216"/>
                   <wp:docPr id="37" name="Picture 37"/>
                   <wp:cNvGraphicFramePr>
                     <a:graphicFrameLocks noChangeAspect="1"/>
@@ -3089,7 +3089,7 @@
                     <a:graphicData uri="http://schemas.openxmlformats.org/drawingml/2006/picture">
                       <pic:pic>
                         <pic:nvPicPr>
-                          <pic:cNvPr id="0" name="60cbe0f48eb1146c.png"/>
+                          <pic:cNvPr id="0" name="3715be38f9a05b99.png"/>
                           <pic:cNvPicPr/>
                         </pic:nvPicPr>
                         <pic:blipFill>
@@ -3101,7 +3101,7 @@
                         <pic:spPr>
                           <a:xfrm>
                             <a:off x="0" y="0"/>
-                            <a:ext cx="350520" cy="213360"/>
+                            <a:ext cx="344424" cy="204216"/>
                           </a:xfrm>
                           <a:prstGeom prst="rect"/>
                         </pic:spPr>
@@ -3122,16 +3122,16 @@
                 <w:rFonts w:ascii="FreeSerif" w:hAnsi="FreeSerif" w:eastAsia="FreeSerif"/>
                 <w:b w:val="0"/>
                 <w:i w:val="0"/>
-                <w:color w:val="1A1A1A"/>
+                <w:color w:val="9E1B32"/>
                 <w:sz w:val="22"/>
               </w:rPr>
-              <w:t xml:space="preserve">☐   </w:t>
+              <w:t xml:space="preserve">☒   </w:t>
             </w:r>
             <w:r>
               <w:rPr>
-                <w:b w:val="0"/>
+                <w:b/>
                 <w:i w:val="0"/>
-                <w:color w:val="1A1A1A"/>
+                <w:color w:val="9E1B32"/>
                 <w:sz w:val="22"/>
               </w:rPr>
               <w:t xml:space="preserve">E.  </w:t>
@@ -3139,7 +3139,7 @@
             <w:r>
               <w:drawing>
                 <wp:inline xmlns:a="http://schemas.openxmlformats.org/drawingml/2006/main" xmlns:pic="http://schemas.openxmlformats.org/drawingml/2006/picture">
-                  <wp:extent cx="240791" cy="140208"/>
+                  <wp:extent cx="280416" cy="246888"/>
                   <wp:docPr id="38" name="Picture 38"/>
                   <wp:cNvGraphicFramePr>
                     <a:graphicFrameLocks noChangeAspect="1"/>
@@ -3148,7 +3148,7 @@
                     <a:graphicData uri="http://schemas.openxmlformats.org/drawingml/2006/picture">
                       <pic:pic>
                         <pic:nvPicPr>
-                          <pic:cNvPr id="0" name="11907dcc5c94413e.png"/>
+                          <pic:cNvPr id="0" name="9c4bdf4e927e0384.png"/>
                           <pic:cNvPicPr/>
                         </pic:nvPicPr>
                         <pic:blipFill>
@@ -3160,7 +3160,7 @@
                         <pic:spPr>
                           <a:xfrm>
                             <a:off x="0" y="0"/>
-                            <a:ext cx="240791" cy="140208"/>
+                            <a:ext cx="280416" cy="246888"/>
                           </a:xfrm>
                           <a:prstGeom prst="rect"/>
                         </pic:spPr>
@@ -3242,7 +3242,7 @@
                 <w:color w:val="9E1B32"/>
                 <w:sz w:val="22"/>
               </w:rPr>
-              <w:t>A, B, C and D</w:t>
+              <w:t>B, C, D and E</w:t>
             </w:r>
           </w:p>
         </w:tc>
